--- a/Hypixel Skyblock DA Proposal.docx
+++ b/Hypixel Skyblock DA Proposal.docx
@@ -1342,6 +1342,7 @@
     </w:p>
     <w:tbl>
       <w:tblPr>
+        <w:tblStyle w:val="TableGrid"/>
         <w:tblW w:w="6054" w:type="dxa"/>
         <w:tblLook w:val="04A0" w:firstRow="1" w:lastRow="0" w:firstColumn="1" w:lastColumn="0" w:noHBand="0" w:noVBand="1"/>
       </w:tblPr>
@@ -1361,7 +1362,6 @@
           </w:tcPr>
           <w:p>
             <w:pPr>
-              <w:spacing w:line="240" w:lineRule="auto"/>
               <w:rPr>
                 <w:rFonts w:ascii="Times New Roman" w:hAnsi="Times New Roman" w:cs="Times New Roman"/>
                 <w:sz w:val="24"/>
@@ -1384,7 +1384,6 @@
           </w:tcPr>
           <w:p>
             <w:pPr>
-              <w:spacing w:line="240" w:lineRule="auto"/>
               <w:rPr>
                 <w:rFonts w:ascii="Times New Roman" w:hAnsi="Times New Roman" w:cs="Times New Roman"/>
                 <w:sz w:val="24"/>
@@ -1407,7 +1406,6 @@
           </w:tcPr>
           <w:p>
             <w:pPr>
-              <w:spacing w:line="240" w:lineRule="auto"/>
               <w:rPr>
                 <w:rFonts w:ascii="Times New Roman" w:hAnsi="Times New Roman" w:cs="Times New Roman"/>
                 <w:sz w:val="24"/>
@@ -1430,7 +1428,6 @@
           </w:tcPr>
           <w:p>
             <w:pPr>
-              <w:spacing w:line="240" w:lineRule="auto"/>
               <w:rPr>
                 <w:rFonts w:ascii="Times New Roman" w:hAnsi="Times New Roman" w:cs="Times New Roman"/>
                 <w:sz w:val="24"/>
@@ -1458,7 +1455,6 @@
           </w:tcPr>
           <w:p>
             <w:pPr>
-              <w:spacing w:line="240" w:lineRule="auto"/>
               <w:rPr>
                 <w:rFonts w:ascii="Times New Roman" w:hAnsi="Times New Roman" w:cs="Times New Roman"/>
                 <w:sz w:val="24"/>
@@ -1481,7 +1477,6 @@
           </w:tcPr>
           <w:p>
             <w:pPr>
-              <w:spacing w:line="240" w:lineRule="auto"/>
               <w:rPr>
                 <w:rFonts w:ascii="Times New Roman" w:hAnsi="Times New Roman" w:cs="Times New Roman"/>
                 <w:sz w:val="24"/>
@@ -1504,7 +1499,6 @@
           </w:tcPr>
           <w:p>
             <w:pPr>
-              <w:spacing w:line="240" w:lineRule="auto"/>
               <w:rPr>
                 <w:rFonts w:ascii="Times New Roman" w:hAnsi="Times New Roman" w:cs="Times New Roman"/>
                 <w:sz w:val="24"/>
@@ -1527,7 +1521,6 @@
           </w:tcPr>
           <w:p>
             <w:pPr>
-              <w:spacing w:line="240" w:lineRule="auto"/>
               <w:rPr>
                 <w:rFonts w:ascii="Times New Roman" w:hAnsi="Times New Roman" w:cs="Times New Roman"/>
                 <w:sz w:val="24"/>
@@ -1555,7 +1548,6 @@
           </w:tcPr>
           <w:p>
             <w:pPr>
-              <w:spacing w:line="240" w:lineRule="auto"/>
               <w:rPr>
                 <w:rFonts w:ascii="Times New Roman" w:hAnsi="Times New Roman" w:cs="Times New Roman"/>
                 <w:sz w:val="24"/>
@@ -1578,7 +1570,6 @@
           </w:tcPr>
           <w:p>
             <w:pPr>
-              <w:spacing w:line="240" w:lineRule="auto"/>
               <w:rPr>
                 <w:rFonts w:ascii="Times New Roman" w:hAnsi="Times New Roman" w:cs="Times New Roman"/>
                 <w:sz w:val="24"/>
@@ -1601,7 +1592,6 @@
           </w:tcPr>
           <w:p>
             <w:pPr>
-              <w:spacing w:line="240" w:lineRule="auto"/>
               <w:rPr>
                 <w:rFonts w:ascii="Times New Roman" w:hAnsi="Times New Roman" w:cs="Times New Roman"/>
                 <w:sz w:val="24"/>
@@ -1624,7 +1614,6 @@
           </w:tcPr>
           <w:p>
             <w:pPr>
-              <w:spacing w:line="240" w:lineRule="auto"/>
               <w:rPr>
                 <w:rFonts w:ascii="Times New Roman" w:hAnsi="Times New Roman" w:cs="Times New Roman"/>
                 <w:sz w:val="24"/>
@@ -1639,10 +1628,17 @@
               </w:rPr>
               <w:t>3.82</w:t>
             </w:r>
+            <w:r>
+              <w:rPr>
+                <w:rFonts w:ascii="Times New Roman" w:hAnsi="Times New Roman" w:cs="Times New Roman"/>
+                <w:sz w:val="24"/>
+                <w:szCs w:val="24"/>
+              </w:rPr>
+              <w:t>1</w:t>
+            </w:r>
           </w:p>
           <w:p>
             <w:pPr>
-              <w:spacing w:line="240" w:lineRule="auto"/>
               <w:rPr>
                 <w:rFonts w:ascii="Times New Roman" w:hAnsi="Times New Roman" w:cs="Times New Roman"/>
                 <w:sz w:val="24"/>
@@ -1652,7 +1648,6 @@
           </w:p>
           <w:p>
             <w:pPr>
-              <w:spacing w:line="240" w:lineRule="auto"/>
               <w:rPr>
                 <w:rFonts w:ascii="Times New Roman" w:hAnsi="Times New Roman" w:cs="Times New Roman"/>
                 <w:sz w:val="24"/>
@@ -1663,6 +1658,16 @@
         </w:tc>
       </w:tr>
     </w:tbl>
+    <w:p>
+      <w:pPr>
+        <w:spacing w:line="480" w:lineRule="auto"/>
+        <w:rPr>
+          <w:rFonts w:ascii="Times New Roman" w:hAnsi="Times New Roman" w:cs="Times New Roman"/>
+          <w:sz w:val="24"/>
+          <w:szCs w:val="24"/>
+        </w:rPr>
+      </w:pPr>
+    </w:p>
     <w:p>
       <w:pPr>
         <w:spacing w:line="480" w:lineRule="auto"/>
